--- a/Data science abstract.docx
+++ b/Data science abstract.docx
@@ -257,13 +257,13 @@
         <w:rPr>
           <w:spacing w:val="-6"/>
         </w:rPr>
-        <w:t xml:space="preserve"> &amp; CODE </w:t>
+        <w:t xml:space="preserve"> &amp; </w:t>
       </w:r>
       <w:r>
         <w:rPr>
           <w:spacing w:val="-6"/>
         </w:rPr>
-        <w:t>:</w:t>
+        <w:t>CODE:</w:t>
       </w:r>
       <w:r>
         <w:rPr>
@@ -287,19 +287,13 @@
         <w:rPr>
           <w:spacing w:val="-6"/>
         </w:rPr>
-        <w:t>SCIENCE</w:t>
+        <w:t>SCIENCE (</w:t>
       </w:r>
       <w:r>
         <w:rPr>
           <w:spacing w:val="-6"/>
         </w:rPr>
-        <w:t xml:space="preserve">  </w:t>
-      </w:r>
-      <w:r>
-        <w:rPr>
-          <w:spacing w:val="-6"/>
-        </w:rPr>
-        <w:t>(24AD3107)</w:t>
+        <w:t>24AD3107)</w:t>
       </w:r>
       <w:r>
         <w:tab/>
@@ -350,7 +344,7 @@
     </w:p>
     <w:tbl>
       <w:tblPr>
-        <w:tblW w:w="0" w:type="auto"/>
+        <w:tblW w:w="11043" w:type="dxa"/>
         <w:tblInd w:w="151" w:type="dxa"/>
         <w:tblBorders>
           <w:top w:val="single" w:sz="4" w:space="0" w:color="000000"/>
@@ -368,9 +362,9 @@
         <w:tblLook w:val="01E0" w:firstRow="1" w:lastRow="1" w:firstColumn="1" w:lastColumn="1" w:noHBand="0" w:noVBand="0"/>
       </w:tblPr>
       <w:tblGrid>
-        <w:gridCol w:w="2538"/>
-        <w:gridCol w:w="2707"/>
-        <w:gridCol w:w="5527"/>
+        <w:gridCol w:w="2396"/>
+        <w:gridCol w:w="2977"/>
+        <w:gridCol w:w="5670"/>
       </w:tblGrid>
       <w:tr>
         <w:trPr>
@@ -378,23 +372,23 @@
         </w:trPr>
         <w:tc>
           <w:tcPr>
-            <w:tcW w:w="2538" w:type="dxa"/>
+            <w:tcW w:w="2396" w:type="dxa"/>
           </w:tcPr>
           <w:p>
             <w:pPr>
               <w:pStyle w:val="TableParagraph"/>
               <w:spacing w:line="274" w:lineRule="exact"/>
-              <w:ind w:left="566" w:right="286" w:hanging="279"/>
+              <w:ind w:right="286"/>
               <w:jc w:val="left"/>
               <w:rPr>
-                <w:b/>
+                <w:bCs/>
                 <w:sz w:val="28"/>
                 <w:szCs w:val="28"/>
               </w:rPr>
             </w:pPr>
             <w:r>
               <w:rPr>
-                <w:b/>
+                <w:bCs/>
                 <w:sz w:val="28"/>
                 <w:szCs w:val="28"/>
               </w:rPr>
@@ -402,7 +396,7 @@
             </w:r>
             <w:r>
               <w:rPr>
-                <w:b/>
+                <w:bCs/>
                 <w:spacing w:val="-15"/>
                 <w:sz w:val="28"/>
                 <w:szCs w:val="28"/>
@@ -411,7 +405,7 @@
             </w:r>
             <w:r>
               <w:rPr>
-                <w:b/>
+                <w:bCs/>
                 <w:sz w:val="28"/>
                 <w:szCs w:val="28"/>
               </w:rPr>
@@ -419,7 +413,7 @@
             </w:r>
             <w:r>
               <w:rPr>
-                <w:b/>
+                <w:bCs/>
                 <w:spacing w:val="-15"/>
                 <w:sz w:val="28"/>
                 <w:szCs w:val="28"/>
@@ -428,15 +422,23 @@
             </w:r>
             <w:r>
               <w:rPr>
-                <w:b/>
+                <w:bCs/>
                 <w:sz w:val="28"/>
                 <w:szCs w:val="28"/>
               </w:rPr>
-              <w:t xml:space="preserve">the </w:t>
-            </w:r>
-            <w:r>
-              <w:rPr>
-                <w:b/>
+              <w:t>the</w:t>
+            </w:r>
+            <w:r>
+              <w:rPr>
+                <w:bCs/>
+                <w:sz w:val="28"/>
+                <w:szCs w:val="28"/>
+              </w:rPr>
+              <w:t xml:space="preserve"> </w:t>
+            </w:r>
+            <w:r>
+              <w:rPr>
+                <w:bCs/>
                 <w:spacing w:val="-2"/>
                 <w:sz w:val="28"/>
                 <w:szCs w:val="28"/>
@@ -447,7 +449,7 @@
         </w:tc>
         <w:tc>
           <w:tcPr>
-            <w:tcW w:w="8234" w:type="dxa"/>
+            <w:tcW w:w="8647" w:type="dxa"/>
             <w:gridSpan w:val="2"/>
           </w:tcPr>
           <w:p>
@@ -456,82 +458,16 @@
               <w:spacing w:line="273" w:lineRule="exact"/>
               <w:ind w:left="2"/>
               <w:rPr>
-                <w:b/>
                 <w:sz w:val="32"/>
                 <w:szCs w:val="32"/>
               </w:rPr>
             </w:pPr>
             <w:r>
               <w:rPr>
-                <w:b/>
-                <w:bCs/>
                 <w:sz w:val="32"/>
                 <w:szCs w:val="32"/>
               </w:rPr>
-              <w:t xml:space="preserve">Survey </w:t>
-            </w:r>
-            <w:r>
-              <w:rPr>
-                <w:b/>
-                <w:bCs/>
-                <w:sz w:val="32"/>
-                <w:szCs w:val="32"/>
-              </w:rPr>
-              <w:t>d</w:t>
-            </w:r>
-            <w:r>
-              <w:rPr>
-                <w:b/>
-                <w:bCs/>
-                <w:sz w:val="32"/>
-                <w:szCs w:val="32"/>
-              </w:rPr>
-              <w:t xml:space="preserve">ata </w:t>
-            </w:r>
-            <w:r>
-              <w:rPr>
-                <w:b/>
-                <w:bCs/>
-                <w:sz w:val="32"/>
-                <w:szCs w:val="32"/>
-              </w:rPr>
-              <w:t>a</w:t>
-            </w:r>
-            <w:r>
-              <w:rPr>
-                <w:b/>
-                <w:bCs/>
-                <w:sz w:val="32"/>
-                <w:szCs w:val="32"/>
-              </w:rPr>
-              <w:t xml:space="preserve">nalysis </w:t>
-            </w:r>
-            <w:r>
-              <w:rPr>
-                <w:b/>
-                <w:bCs/>
-                <w:sz w:val="32"/>
-                <w:szCs w:val="32"/>
-              </w:rPr>
-              <w:t>t</w:t>
-            </w:r>
-            <w:r>
-              <w:rPr>
-                <w:b/>
-                <w:bCs/>
-                <w:sz w:val="32"/>
-                <w:szCs w:val="32"/>
-              </w:rPr>
-              <w:t>oo</w:t>
-            </w:r>
-            <w:r>
-              <w:rPr>
-                <w:b/>
-                <w:bCs/>
-                <w:sz w:val="32"/>
-                <w:szCs w:val="32"/>
-              </w:rPr>
-              <w:t>l</w:t>
+              <w:t>Survey Data Analysis Tool</w:t>
             </w:r>
           </w:p>
         </w:tc>
@@ -542,7 +478,7 @@
         </w:trPr>
         <w:tc>
           <w:tcPr>
-            <w:tcW w:w="2538" w:type="dxa"/>
+            <w:tcW w:w="2396" w:type="dxa"/>
           </w:tcPr>
           <w:p>
             <w:pPr>
@@ -580,27 +516,27 @@
         </w:tc>
         <w:tc>
           <w:tcPr>
-            <w:tcW w:w="2707" w:type="dxa"/>
+            <w:tcW w:w="2977" w:type="dxa"/>
           </w:tcPr>
           <w:p>
             <w:pPr>
               <w:pStyle w:val="TableParagraph"/>
               <w:ind w:left="787"/>
               <w:rPr>
-                <w:b/>
+                <w:bCs/>
                 <w:sz w:val="24"/>
               </w:rPr>
             </w:pPr>
             <w:r>
               <w:rPr>
-                <w:b/>
+                <w:bCs/>
                 <w:sz w:val="24"/>
               </w:rPr>
               <w:t>University</w:t>
             </w:r>
             <w:r>
               <w:rPr>
-                <w:b/>
+                <w:bCs/>
                 <w:spacing w:val="-2"/>
                 <w:sz w:val="24"/>
               </w:rPr>
@@ -608,7 +544,7 @@
             </w:r>
             <w:r>
               <w:rPr>
-                <w:b/>
+                <w:bCs/>
                 <w:spacing w:val="-5"/>
                 <w:sz w:val="24"/>
               </w:rPr>
@@ -618,20 +554,20 @@
         </w:tc>
         <w:tc>
           <w:tcPr>
-            <w:tcW w:w="5527" w:type="dxa"/>
+            <w:tcW w:w="5670" w:type="dxa"/>
           </w:tcPr>
           <w:p>
             <w:pPr>
               <w:pStyle w:val="TableParagraph"/>
               <w:ind w:right="2"/>
               <w:rPr>
-                <w:b/>
+                <w:bCs/>
                 <w:sz w:val="24"/>
               </w:rPr>
             </w:pPr>
             <w:r>
               <w:rPr>
-                <w:b/>
+                <w:bCs/>
                 <w:spacing w:val="-4"/>
                 <w:sz w:val="24"/>
               </w:rPr>
@@ -646,7 +582,7 @@
         </w:trPr>
         <w:tc>
           <w:tcPr>
-            <w:tcW w:w="2538" w:type="dxa"/>
+            <w:tcW w:w="2396" w:type="dxa"/>
           </w:tcPr>
           <w:p>
             <w:pPr>
@@ -668,7 +604,7 @@
         </w:tc>
         <w:tc>
           <w:tcPr>
-            <w:tcW w:w="2707" w:type="dxa"/>
+            <w:tcW w:w="2977" w:type="dxa"/>
           </w:tcPr>
           <w:p>
             <w:pPr>
@@ -698,14 +634,13 @@
         </w:tc>
         <w:tc>
           <w:tcPr>
-            <w:tcW w:w="5527" w:type="dxa"/>
+            <w:tcW w:w="5670" w:type="dxa"/>
           </w:tcPr>
           <w:p>
             <w:pPr>
               <w:pStyle w:val="TableParagraph"/>
               <w:spacing w:line="253" w:lineRule="exact"/>
               <w:ind w:right="5"/>
-              <w:jc w:val="left"/>
               <w:rPr>
                 <w:sz w:val="24"/>
               </w:rPr>
@@ -714,33 +649,7 @@
               <w:rPr>
                 <w:sz w:val="24"/>
               </w:rPr>
-              <w:t xml:space="preserve">                             </w:t>
-            </w:r>
-            <w:proofErr w:type="spellStart"/>
-            <w:r>
-              <w:rPr>
-                <w:sz w:val="24"/>
-              </w:rPr>
-              <w:t>K</w:t>
-            </w:r>
-            <w:r>
-              <w:rPr>
-                <w:sz w:val="24"/>
-              </w:rPr>
-              <w:t>ongari</w:t>
-            </w:r>
-            <w:proofErr w:type="spellEnd"/>
-            <w:r>
-              <w:rPr>
-                <w:sz w:val="24"/>
-              </w:rPr>
-              <w:t xml:space="preserve"> </w:t>
-            </w:r>
-            <w:r>
-              <w:rPr>
-                <w:sz w:val="24"/>
-              </w:rPr>
-              <w:t>Abhinav</w:t>
+              <w:t>KONGARI ABHINAV</w:t>
             </w:r>
           </w:p>
         </w:tc>
@@ -751,7 +660,7 @@
         </w:trPr>
         <w:tc>
           <w:tcPr>
-            <w:tcW w:w="2538" w:type="dxa"/>
+            <w:tcW w:w="2396" w:type="dxa"/>
           </w:tcPr>
           <w:p>
             <w:pPr>
@@ -772,7 +681,7 @@
         </w:tc>
         <w:tc>
           <w:tcPr>
-            <w:tcW w:w="2707" w:type="dxa"/>
+            <w:tcW w:w="2977" w:type="dxa"/>
           </w:tcPr>
           <w:p>
             <w:pPr>
@@ -801,7 +710,7 @@
         </w:tc>
         <w:tc>
           <w:tcPr>
-            <w:tcW w:w="5527" w:type="dxa"/>
+            <w:tcW w:w="5670" w:type="dxa"/>
           </w:tcPr>
           <w:p>
             <w:pPr>
@@ -811,12 +720,6 @@
                 <w:sz w:val="24"/>
               </w:rPr>
             </w:pPr>
-            <w:r>
-              <w:rPr>
-                <w:sz w:val="24"/>
-              </w:rPr>
-              <w:t xml:space="preserve">   </w:t>
-            </w:r>
             <w:r>
               <w:rPr>
                 <w:sz w:val="24"/>
@@ -832,7 +735,7 @@
         </w:trPr>
         <w:tc>
           <w:tcPr>
-            <w:tcW w:w="2538" w:type="dxa"/>
+            <w:tcW w:w="2396" w:type="dxa"/>
           </w:tcPr>
           <w:p>
             <w:pPr>
@@ -843,11 +746,17 @@
                 <w:sz w:val="24"/>
               </w:rPr>
             </w:pPr>
+            <w:r>
+              <w:rPr>
+                <w:sz w:val="24"/>
+              </w:rPr>
+              <w:t>3</w:t>
+            </w:r>
           </w:p>
         </w:tc>
         <w:tc>
           <w:tcPr>
-            <w:tcW w:w="2707" w:type="dxa"/>
+            <w:tcW w:w="2977" w:type="dxa"/>
           </w:tcPr>
           <w:p>
             <w:pPr>
@@ -859,21 +768,43 @@
                 <w:sz w:val="24"/>
               </w:rPr>
             </w:pPr>
+            <w:r>
+              <w:rPr>
+                <w:sz w:val="24"/>
+              </w:rPr>
+              <w:t>2420030691</w:t>
+            </w:r>
           </w:p>
         </w:tc>
         <w:tc>
           <w:tcPr>
-            <w:tcW w:w="5527" w:type="dxa"/>
+            <w:tcW w:w="5670" w:type="dxa"/>
           </w:tcPr>
           <w:p>
             <w:pPr>
               <w:pStyle w:val="TableParagraph"/>
+              <w:tabs>
+                <w:tab w:val="left" w:pos="2016"/>
+              </w:tabs>
               <w:spacing w:line="253" w:lineRule="exact"/>
               <w:ind w:right="7"/>
+              <w:jc w:val="left"/>
               <w:rPr>
                 <w:sz w:val="24"/>
               </w:rPr>
             </w:pPr>
+            <w:r>
+              <w:rPr>
+                <w:sz w:val="24"/>
+              </w:rPr>
+              <w:tab/>
+            </w:r>
+            <w:r>
+              <w:rPr>
+                <w:sz w:val="24"/>
+              </w:rPr>
+              <w:t>Sai Vinesh</w:t>
+            </w:r>
           </w:p>
         </w:tc>
       </w:tr>
@@ -883,7 +814,7 @@
         </w:trPr>
         <w:tc>
           <w:tcPr>
-            <w:tcW w:w="5245" w:type="dxa"/>
+            <w:tcW w:w="5373" w:type="dxa"/>
             <w:gridSpan w:val="2"/>
           </w:tcPr>
           <w:p>
@@ -945,7 +876,7 @@
         </w:tc>
         <w:tc>
           <w:tcPr>
-            <w:tcW w:w="5527" w:type="dxa"/>
+            <w:tcW w:w="5670" w:type="dxa"/>
           </w:tcPr>
           <w:p>
             <w:pPr>
@@ -960,8 +891,17 @@
                 <w:spacing w:val="-2"/>
                 <w:sz w:val="24"/>
               </w:rPr>
-              <w:t>DR.N.SUNANDA</w:t>
-            </w:r>
+              <w:t>DR.</w:t>
+            </w:r>
+            <w:proofErr w:type="gramStart"/>
+            <w:r>
+              <w:rPr>
+                <w:spacing w:val="-2"/>
+                <w:sz w:val="24"/>
+              </w:rPr>
+              <w:t>N.SUNANDA</w:t>
+            </w:r>
+            <w:proofErr w:type="gramEnd"/>
           </w:p>
         </w:tc>
       </w:tr>
@@ -996,146 +936,137 @@
         <w:pStyle w:val="BodyText"/>
         <w:spacing w:line="259" w:lineRule="auto"/>
         <w:ind w:right="281" w:firstLine="0"/>
+        <w:rPr>
+          <w:lang w:val="en-IN"/>
+        </w:rPr>
       </w:pPr>
       <w:r>
-        <w:t>The Survey Data Analysis Tool is a data science project developed to analyze and understand survey data. The main aim of this project is to find useful information and patterns from the responses collected from people. The data is first cleaned and analyzed using basic data analysis techniques. Different charts and graphs are used to make the survey results easier to understand. Statistical methods such as hypothesis testing and the chi-square test are also used to check the relationship between different responses. Finally, the analyzed results are displayed using a dashboard, which helps users easily understand the survey findings and make better decisions based on the data.</w:t>
+        <w:rPr>
+          <w:lang w:val="en-IN"/>
+        </w:rPr>
+        <w:t xml:space="preserve">The Survey Data Analysis Tool is a data science project developed to simplify the process of </w:t>
+      </w:r>
+      <w:proofErr w:type="spellStart"/>
+      <w:r>
+        <w:rPr>
+          <w:lang w:val="en-IN"/>
+        </w:rPr>
+        <w:t>analyzing</w:t>
+      </w:r>
+      <w:proofErr w:type="spellEnd"/>
+      <w:r>
+        <w:rPr>
+          <w:lang w:val="en-IN"/>
+        </w:rPr>
+        <w:t xml:space="preserve"> survey data and converting it into meaningful, easy-to-understand insights. Surveys are widely used across businesses, educational institutions, healthcare, and research to collect opinions and information from large groups of people. However, raw survey data is often unorganized, contains missing or inconsistent responses, and is difficult to interpret directly, making it hard for decision-makers to draw useful conclusions without technical expertise.</w:t>
+      </w:r>
+    </w:p>
+    <w:p>
+      <w:pPr>
+        <w:pStyle w:val="BodyText"/>
+        <w:spacing w:line="259" w:lineRule="auto"/>
+        <w:ind w:right="281" w:firstLine="0"/>
+        <w:rPr>
+          <w:lang w:val="en-IN"/>
+        </w:rPr>
+      </w:pPr>
+      <w:r>
+        <w:rPr>
+          <w:lang w:val="en-IN"/>
+        </w:rPr>
+        <w:t>This project addresses that problem by building a structured pipeline that takes a survey dataset — such as the Young People Survey, containing responses on music preferences, movie tastes, hobbies, phobias, and demographics — and processes it through multiple stages. The data is first cleaned by handling missing values, duplicates, and inconsistent entries. It is then explored using summary statistics to understand response patterns, followed by visualization through bar charts, pie charts, and histograms that make trends easy to see at a glance. Statistical testing, specifically the chi-square test, is applied to determine whether relationships between two survey variables, such as gender and movie preference, are statistically significant or occur by chance.</w:t>
+      </w:r>
+    </w:p>
+    <w:p>
+      <w:pPr>
+        <w:pStyle w:val="BodyText"/>
+        <w:spacing w:line="259" w:lineRule="auto"/>
+        <w:ind w:right="281" w:firstLine="0"/>
+        <w:rPr>
+          <w:lang w:val="en-IN"/>
+        </w:rPr>
+      </w:pPr>
+      <w:r>
+        <w:rPr>
+          <w:lang w:val="en-IN"/>
+        </w:rPr>
+        <w:t>Finally, all cleaned data, visualizations, and statistical results are integrated into a single interactive dashboard, allowing users without technical or statistical background to explore findings and make informed decisions. Although demonstrated using the Young People Survey dataset, the tool is designed to work with any structured survey data, making it a flexible and reusable solution applicable to market research, employee feedback, academic evaluations, and public health surveys.</w:t>
       </w:r>
     </w:p>
     <w:p>
       <w:pPr>
         <w:spacing w:before="161"/>
-        <w:ind w:left="295"/>
-        <w:rPr>
+        <w:ind w:left="2880" w:firstLine="720"/>
+        <w:rPr>
+          <w:b/>
+          <w:bCs/>
           <w:sz w:val="28"/>
+          <w:lang w:val="en-IN"/>
+        </w:rPr>
+      </w:pPr>
+      <w:r>
+        <w:rPr>
+          <w:b/>
+          <w:bCs/>
+          <w:sz w:val="28"/>
+          <w:lang w:val="en-IN"/>
+        </w:rPr>
+        <w:t>Justification of the Project</w:t>
+      </w:r>
+    </w:p>
+    <w:p>
+      <w:pPr>
+        <w:spacing w:before="161"/>
+        <w:rPr>
+          <w:sz w:val="24"/>
+          <w:szCs w:val="24"/>
+          <w:lang w:val="en-IN"/>
+        </w:rPr>
+      </w:pPr>
+      <w:r>
+        <w:rPr>
+          <w:sz w:val="24"/>
+          <w:szCs w:val="24"/>
+          <w:lang w:val="en-IN"/>
+        </w:rPr>
+        <w:t xml:space="preserve">Survey data is one of the most common forms of data collected across nearly every industry — businesses, colleges, hospitals, and government bodies all rely on surveys to understand people's opinions, habits, and needs. However, the value of a survey lies not in collecting responses, but in correctly interpreting them. In practice, most survey data is left underutilized because </w:t>
+      </w:r>
+      <w:proofErr w:type="spellStart"/>
+      <w:r>
+        <w:rPr>
+          <w:sz w:val="24"/>
+          <w:szCs w:val="24"/>
+          <w:lang w:val="en-IN"/>
+        </w:rPr>
+        <w:t>analyzing</w:t>
+      </w:r>
+      <w:proofErr w:type="spellEnd"/>
+      <w:r>
+        <w:rPr>
+          <w:sz w:val="24"/>
+          <w:szCs w:val="24"/>
+          <w:lang w:val="en-IN"/>
+        </w:rPr>
+        <w:t xml:space="preserve"> it manually requires time, statistical knowledge, and technical tools that not everyone has access to. This creates a gap between data collection and data-driven decision-making — organizations gather large volumes of responses but often fail to extract real insights from them in a timely or accurate manner.</w:t>
+      </w:r>
+    </w:p>
+    <w:p>
+      <w:pPr>
+        <w:spacing w:before="161"/>
+        <w:rPr>
+          <w:sz w:val="24"/>
+          <w:szCs w:val="24"/>
+          <w:lang w:val="en-IN"/>
         </w:rPr>
       </w:pPr>
     </w:p>
     <w:p>
       <w:pPr>
         <w:spacing w:before="161"/>
-        <w:ind w:left="295"/>
-        <w:rPr>
-          <w:sz w:val="28"/>
-        </w:rPr>
-      </w:pPr>
-    </w:p>
-    <w:p>
-      <w:pPr>
-        <w:spacing w:before="161"/>
-        <w:ind w:left="295"/>
-        <w:rPr>
-          <w:sz w:val="28"/>
-        </w:rPr>
-      </w:pPr>
-    </w:p>
-    <w:p>
-      <w:pPr>
-        <w:spacing w:before="161"/>
-        <w:ind w:left="295"/>
-        <w:rPr>
-          <w:sz w:val="28"/>
-        </w:rPr>
-      </w:pPr>
-    </w:p>
-    <w:p>
-      <w:pPr>
-        <w:spacing w:before="161"/>
-        <w:ind w:left="295"/>
-        <w:rPr>
-          <w:sz w:val="28"/>
-        </w:rPr>
-      </w:pPr>
-    </w:p>
-    <w:p>
-      <w:pPr>
-        <w:spacing w:before="161"/>
-        <w:ind w:left="295"/>
-        <w:rPr>
-          <w:sz w:val="28"/>
-        </w:rPr>
-      </w:pPr>
-    </w:p>
-    <w:p>
-      <w:pPr>
-        <w:spacing w:before="161"/>
-        <w:ind w:left="295"/>
-        <w:rPr>
-          <w:sz w:val="28"/>
-        </w:rPr>
-      </w:pPr>
-    </w:p>
-    <w:p>
-      <w:pPr>
-        <w:spacing w:before="161"/>
-        <w:ind w:left="295"/>
-        <w:rPr>
-          <w:sz w:val="28"/>
-        </w:rPr>
-      </w:pPr>
-    </w:p>
-    <w:p>
-      <w:pPr>
-        <w:spacing w:before="161"/>
-        <w:ind w:left="295"/>
-        <w:rPr>
-          <w:sz w:val="28"/>
-        </w:rPr>
-      </w:pPr>
-    </w:p>
-    <w:p>
-      <w:pPr>
-        <w:spacing w:before="161"/>
-        <w:ind w:left="295"/>
-        <w:rPr>
-          <w:sz w:val="28"/>
-        </w:rPr>
-      </w:pPr>
-    </w:p>
-    <w:p>
-      <w:pPr>
-        <w:spacing w:before="161"/>
-        <w:ind w:left="295"/>
-        <w:rPr>
-          <w:sz w:val="28"/>
-        </w:rPr>
-      </w:pPr>
-    </w:p>
-    <w:p>
-      <w:pPr>
-        <w:spacing w:before="161"/>
-        <w:ind w:left="295"/>
-        <w:rPr>
-          <w:sz w:val="28"/>
-        </w:rPr>
-      </w:pPr>
-    </w:p>
-    <w:p>
-      <w:pPr>
-        <w:spacing w:before="161"/>
-        <w:ind w:left="295"/>
-        <w:rPr>
-          <w:sz w:val="28"/>
-        </w:rPr>
-      </w:pPr>
-    </w:p>
-    <w:p>
-      <w:pPr>
-        <w:spacing w:before="161"/>
-        <w:ind w:left="295"/>
-        <w:rPr>
-          <w:sz w:val="28"/>
-        </w:rPr>
-      </w:pPr>
-    </w:p>
-    <w:p>
-      <w:pPr>
-        <w:tabs>
-          <w:tab w:val="left" w:pos="9792"/>
-        </w:tabs>
-        <w:spacing w:before="161"/>
-        <w:ind w:left="295"/>
-        <w:rPr>
-          <w:sz w:val="28"/>
+        <w:rPr>
+          <w:sz w:val="24"/>
+          <w:szCs w:val="24"/>
+          <w:lang w:val="en-IN"/>
         </w:rPr>
       </w:pPr>
       <w:r>
@@ -1615,6 +1546,29 @@
       <w:szCs w:val="28"/>
     </w:rPr>
   </w:style>
+  <w:style w:type="paragraph" w:styleId="Heading3">
+    <w:name w:val="heading 3"/>
+    <w:basedOn w:val="Normal"/>
+    <w:next w:val="Normal"/>
+    <w:link w:val="Heading3Char"/>
+    <w:uiPriority w:val="9"/>
+    <w:semiHidden/>
+    <w:unhideWhenUsed/>
+    <w:qFormat/>
+    <w:rsid w:val="003A6D6E"/>
+    <w:pPr>
+      <w:keepNext/>
+      <w:keepLines/>
+      <w:spacing w:before="40"/>
+      <w:outlineLvl w:val="2"/>
+    </w:pPr>
+    <w:rPr>
+      <w:rFonts w:asciiTheme="majorHAnsi" w:eastAsiaTheme="majorEastAsia" w:hAnsiTheme="majorHAnsi" w:cstheme="majorBidi"/>
+      <w:color w:val="243F60" w:themeColor="accent1" w:themeShade="7F"/>
+      <w:sz w:val="24"/>
+      <w:szCs w:val="24"/>
+    </w:rPr>
+  </w:style>
   <w:style w:type="character" w:default="1" w:styleId="DefaultParagraphFont">
     <w:name w:val="Default Paragraph Font"/>
     <w:uiPriority w:val="1"/>
@@ -1673,6 +1627,20 @@
       <w:ind w:left="5"/>
       <w:jc w:val="center"/>
     </w:pPr>
+  </w:style>
+  <w:style w:type="character" w:customStyle="1" w:styleId="Heading3Char">
+    <w:name w:val="Heading 3 Char"/>
+    <w:basedOn w:val="DefaultParagraphFont"/>
+    <w:link w:val="Heading3"/>
+    <w:uiPriority w:val="9"/>
+    <w:semiHidden/>
+    <w:rsid w:val="003A6D6E"/>
+    <w:rPr>
+      <w:rFonts w:asciiTheme="majorHAnsi" w:eastAsiaTheme="majorEastAsia" w:hAnsiTheme="majorHAnsi" w:cstheme="majorBidi"/>
+      <w:color w:val="243F60" w:themeColor="accent1" w:themeShade="7F"/>
+      <w:sz w:val="24"/>
+      <w:szCs w:val="24"/>
+    </w:rPr>
   </w:style>
 </w:styles>
 </file>

--- a/Data science abstract.docx
+++ b/Data science abstract.docx
@@ -996,7 +996,6 @@
     <w:p>
       <w:pPr>
         <w:spacing w:before="161"/>
-        <w:ind w:left="2880" w:firstLine="720"/>
         <w:rPr>
           <w:b/>
           <w:bCs/>
@@ -1004,51 +1003,50 @@
           <w:lang w:val="en-IN"/>
         </w:rPr>
       </w:pPr>
-      <w:r>
+    </w:p>
+    <w:p>
+      <w:pPr>
+        <w:spacing w:before="161"/>
         <w:rPr>
           <w:b/>
           <w:bCs/>
           <w:sz w:val="28"/>
           <w:lang w:val="en-IN"/>
         </w:rPr>
-        <w:t>Justification of the Project</w:t>
-      </w:r>
+      </w:pPr>
     </w:p>
     <w:p>
       <w:pPr>
         <w:spacing w:before="161"/>
         <w:rPr>
-          <w:sz w:val="24"/>
-          <w:szCs w:val="24"/>
+          <w:b/>
+          <w:bCs/>
+          <w:sz w:val="28"/>
           <w:lang w:val="en-IN"/>
         </w:rPr>
       </w:pPr>
-      <w:r>
-        <w:rPr>
-          <w:sz w:val="24"/>
-          <w:szCs w:val="24"/>
+    </w:p>
+    <w:p>
+      <w:pPr>
+        <w:spacing w:before="161"/>
+        <w:rPr>
+          <w:b/>
+          <w:bCs/>
+          <w:sz w:val="28"/>
           <w:lang w:val="en-IN"/>
         </w:rPr>
-        <w:t xml:space="preserve">Survey data is one of the most common forms of data collected across nearly every industry — businesses, colleges, hospitals, and government bodies all rely on surveys to understand people's opinions, habits, and needs. However, the value of a survey lies not in collecting responses, but in correctly interpreting them. In practice, most survey data is left underutilized because </w:t>
-      </w:r>
-      <w:proofErr w:type="spellStart"/>
-      <w:r>
-        <w:rPr>
-          <w:sz w:val="24"/>
-          <w:szCs w:val="24"/>
+      </w:pPr>
+    </w:p>
+    <w:p>
+      <w:pPr>
+        <w:spacing w:before="161"/>
+        <w:rPr>
+          <w:b/>
+          <w:bCs/>
+          <w:sz w:val="28"/>
           <w:lang w:val="en-IN"/>
         </w:rPr>
-        <w:t>analyzing</w:t>
-      </w:r>
-      <w:proofErr w:type="spellEnd"/>
-      <w:r>
-        <w:rPr>
-          <w:sz w:val="24"/>
-          <w:szCs w:val="24"/>
-          <w:lang w:val="en-IN"/>
-        </w:rPr>
-        <w:t xml:space="preserve"> it manually requires time, statistical knowledge, and technical tools that not everyone has access to. This creates a gap between data collection and data-driven decision-making — organizations gather large volumes of responses but often fail to extract real insights from them in a timely or accurate manner.</w:t>
-      </w:r>
+      </w:pPr>
     </w:p>
     <w:p>
       <w:pPr>
